--- a/paper/STREET Manuscript 2.docx
+++ b/paper/STREET Manuscript 2.docx
@@ -526,7 +526,7 @@
         <w:spacing w:line="480" w:lineRule="auto"/>
       </w:pPr>
       <w:r>
-        <w:t xml:space="preserve">None.</w:t>
+        <w:t xml:space="preserve">Claude (Anthropic, San Francisco, California, USA), a large language model assistant, was used under the author’s direction to write the harness and analysis code, to run the analyses, to prepare the figures and to draft and revise the text. The author specified the study, made every decision of design and interpretation, checked each reported number against the stored outputs, and is responsible for the content.</w:t>
       </w:r>
     </w:p>
     <w:bookmarkEnd w:id="18"/>
@@ -546,7 +546,7 @@
         <w:spacing w:line="480" w:lineRule="auto"/>
       </w:pPr>
       <w:r>
-        <w:t xml:space="preserve">The author runs Diabettech Ltd, is a committee member of the Diabetes Technology Network UK and wrote its statement on large language models. He has no relationship with the developer of the application discussed and paid for its subscription. He is not a lawyer, and this commentary is not legal advice.</w:t>
+        <w:t xml:space="preserve">The author runs Diabettech Ltd, is a committee member of the Diabetes Technology Network UK and wrote its statement on large language models. He has no relationship with the developer of the application discussed and paid for its subscription. Three of the eleven models studied are Anthropic’s, as is the assistant used to produce this work; Anthropic had no role in the study, was not informed of it, and all model usage was paid for at list price. He is not a lawyer, and this commentary is not legal advice.</w:t>
       </w:r>
     </w:p>
     <w:bookmarkEnd w:id="19"/>

--- a/paper/STREET Manuscript 2.docx
+++ b/paper/STREET Manuscript 2.docx
@@ -266,7 +266,7 @@
         <w:spacing w:line="480" w:lineRule="auto"/>
       </w:pPr>
       <w:r>
-        <w:t xml:space="preserve">Three counter-arguments deserve a hearing. The first is that the application merely organises data and the analysis is done by a third-party model the developer does not control. The guidance answers this directly: the location of the processing does not matter, since software</w:t>
+        <w:t xml:space="preserve">Three counter-arguments arise. The first is that the application merely organises data and the analysis is done by a third-party model the developer does not control. The guidance answers this directly: the location of the processing does not matter, since software</w:t>
       </w:r>
       <w:r>
         <w:t xml:space="preserve"> </w:t>
@@ -364,7 +364,7 @@
         <w:spacing w:line="480" w:lineRule="auto"/>
       </w:pPr>
       <w:r>
-        <w:t xml:space="preserve">Type 1 diabetes treated with insulin is a serious condition in the IMDRF sense [6]. The information the application presents is a set of proposed values for the settings from which an AID system computes insulin delivery, and the product’s tracker expects the user to apply them. A proposed value that is wrong for the user, such as a sensitivity factor that cuts corrections by two thirds or a raised basal during hours that already carry the record’s highest time below range, can produce severe hypoglycaemia or ketoacidosis, each a serious deterioration of health. Information used to set the parameters of insulin therapy is used to treat rather than merely to drive management, which places the software in IMDRF category III.ii and Class IIb, the class in which bolus calculators and dosing software are customarily found. Either class requires a notified body, a quality management system, a clinical evaluation and post-market surveillance; neither can be self-declared. The application’s listing carried no medical device label when examined on 22 August 2026 [2], and Google Play’s policy requires that</w:t>
+        <w:t xml:space="preserve">Type 1 diabetes treated with insulin is a serious condition in the IMDRF sense [6]. The information the application presents is a set of proposed values for the settings from which an AID system computes insulin delivery, and the product’s tracker expects the user to apply them. A proposed value that is wrong for the user, such as a sensitivity factor that cuts corrections by two thirds, can produce severe hypoglycaemia or ketoacidosis, each a serious deterioration of health. Information used to set the parameters of insulin therapy is used to treat rather than merely to drive management, which places the software in IMDRF category III.ii and Class IIb, the class in which bolus calculators and dosing software are customarily found. Either class requires a notified body, a quality management system, a clinical evaluation and post-market surveillance; neither can be self-declared. The application’s listing carried no medical device label when examined on 22 August 2026 [2], and Google Play’s policy requires that</w:t>
       </w:r>
       <w:r>
         <w:t xml:space="preserve"> </w:t>
@@ -416,7 +416,7 @@
         <w:spacing w:line="480" w:lineRule="auto"/>
       </w:pPr>
       <w:r>
-        <w:t xml:space="preserve">The classification matters for the obligations it carries, and the companion article shows what each would have surfaced. A statement of intended purpose would have had to say what the product does when the user chooses a model the developer has not tested, since it recommends none. Risk management would have had to treat the model as a component outside the manufacturer’s control and address the hazards observed: 40 distinct pairs of safety limits on one record, a sensitivity factor of 180 mg/dl per unit, a meal step marked completed on a record with no meals. Software lifecycle control would have required a pinned and validated model with a change control plan for when the provider changes it. A clinical evaluation would have had to support the claim of</w:t>
+        <w:t xml:space="preserve">The classification matters for the obligations it carries, and the companion article shows what each would have surfaced. A statement of intended purpose would have had to say what the product does when the user chooses a model the developer has not tested, since it recommends none. Risk management would have had to treat the model as a component outside the manufacturer’s control and address the hazards observed: 40 distinct pairs of safety limits on one record, judged against an insulin total that omits basal delivery, a sensitivity factor of 180 mg/dl per unit, and a meal step marked completed on a record with no meals. Software lifecycle control would have required a pinned and validated model with a change control plan for when the provider changes it. A clinical evaluation would have had to support the claim of</w:t>
       </w:r>
       <w:r>
         <w:t xml:space="preserve"> </w:t>

--- a/paper/STREET Manuscript 2.docx
+++ b/paper/STREET Manuscript 2.docx
@@ -147,7 +147,7 @@
         <w:spacing w:line="480" w:lineRule="auto"/>
       </w:pPr>
       <w:r>
-        <w:t xml:space="preserve">The companion article replayed the application’s package and prompts against eleven models on one 14-day record. The models quoted the record accurately and then disagreed: three lowered the maximum insulin on board limit in 73 to 98 per cent of accepted conversations, proposing 40 distinct pairs of limits between them, while four left it alone throughout; one proposed sensitivity factors from 30 to 180 mg/dl per unit against a current 56; and the application’s check, which inspects the form of the answer and not its content, accepted all of it. Whether any answer was right was not measured; the question here is what the product is, because that decides who must show that its answers are safe.</w:t>
+        <w:t xml:space="preserve">The companion article replayed the application’s package and prompts against eleven models on one 14-day record. The models quoted the record accurately and then disagreed: three lowered the maximum insulin on board limit in 73 to 98 per cent of accepted conversations, proposing 40 distinct pairs of limits between them, while four left it alone throughout; one proposed sensitivity factors from 30 to 180 mg/dl per unit against a current 56; and the application’s check, which inspects the form of the answer and not its content, accepted all of it. Whether any answer was right was not measured; the question here is what the product is, since that decides who must show its answers are safe.</w:t>
       </w:r>
     </w:p>
     <w:bookmarkEnd w:id="10"/>
@@ -355,7 +355,7 @@
         <w:t xml:space="preserve"> </w:t>
       </w:r>
       <w:r>
-        <w:t xml:space="preserve">[4]. MDCG 2019-11 explains that the first limb applies to practically all medical device software, and that the exceptions turn on the significance of the information to the healthcare decision and on the state of the patient, the two axes of the International Medical Device Regulators Forum (IMDRF) framework [5, 6]. Its table maps information that is used to treat or diagnose in a serious condition to Class IIb, and information that drives clinical management in a serious condition to Class IIa [5].</w:t>
+        <w:t xml:space="preserve">[4]. MDCG 2019-11 explains that the first limb applies to practically all medical device software, and that the exceptions turn on the significance of the information to the healthcare decision and on the state of the patient, the two axes of the International Medical Device Regulators Forum (IMDRF) framework [5, 6]. Its table maps information used to treat or diagnose in a serious condition to Class IIb, and information that drives clinical management there to Class IIa [5].</w:t>
       </w:r>
     </w:p>
     <w:p>
@@ -437,7 +437,7 @@
         <w:spacing w:line="480" w:lineRule="auto"/>
       </w:pPr>
       <w:r>
-        <w:t xml:space="preserve">This is the ordinary content of a conformity assessment for Class IIa or IIb software, and what a bolus calculator built into a pump goes through before it reaches a patient. The decision is as serious in both cases; the calculator’s output is determined by its inputs and this application’s is not.</w:t>
+        <w:t xml:space="preserve">This is the ordinary content of a conformity assessment for Class IIa or IIb software, and what a bolus calculator in a pump goes through before it reaches a patient. The decision is as serious in both cases; the calculator’s output is determined by its inputs and this application’s is not.</w:t>
       </w:r>
     </w:p>
     <w:bookmarkEnd w:id="14"/>
@@ -457,7 +457,7 @@
         <w:spacing w:line="480" w:lineRule="auto"/>
       </w:pPr>
       <w:r>
-        <w:t xml:space="preserve">The Diabetes Technology Network UK has advised that suggested changes to insulin doses or pump settings from a general-purpose LLM must be reviewed carefully and sense checked, and warned against relying on such models for insulin adjustments [11]. That advice was written for a person talking to a chatbot; a product that presents the chatbot’s output in the dress of a settings review makes it harder to follow, because the form no longer signals the source. The companion article found that the user is shown one answer from a distribution whose width they are not told, and that the check which appears to stand behind the answer inspects only its shape. A person who follows the Network’s advice and sense checks the proposal has nothing to check it against except their own judgement, which is what they were paying to supplement.</w:t>
+        <w:t xml:space="preserve">The Diabetes Technology Network UK has advised that suggested changes to insulin doses or pump settings from a general-purpose LLM must be reviewed carefully and sense checked, and warned against relying on such models for insulin adjustments [11]. That advice was written for a person talking to a chatbot; a product that presents the chatbot’s output in the dress of a settings review makes it harder to follow: the form no longer signals the source. The companion article found that the user is shown one answer from a distribution whose width they are not told, and that the check which appears to stand behind the answer inspects only its shape. A person who follows the Network’s advice and sense checks the proposal has nothing to check it against except their own judgement, which is what they were paying to supplement.</w:t>
       </w:r>
     </w:p>
     <w:p>
@@ -486,7 +486,7 @@
         <w:spacing w:line="480" w:lineRule="auto"/>
       </w:pPr>
       <w:r>
-        <w:t xml:space="preserve">On the Regulation’s own definition and the Coordination Group’s own guidance, an application whose stated purpose is to help a person with type 1 diabetes decide how to change the settings that control their insulin delivery is medical device software, and the consequences of a wrong change place it in Class IIb, or at the least Class IIa. The choice of an external model as the engine, the interposition of the user as decision-maker and the presence of a disclaimer do not alter that, because each is addressed in the guidance. Classification is for the manufacturer and then for the competent authority and notified body; the reasoning is set out here so that it can be tested, and applied to the other listings of the same kind. The obligations that follow are the minimum a product of this kind should meet before it is sold, and the companion article’s findings are what a manufacturer who met them would have discovered first.</w:t>
+        <w:t xml:space="preserve">On the Regulation’s definition and the Coordination Group’s guidance, an application whose stated purpose is to help a person with type 1 diabetes decide how to change the settings that control their insulin delivery is medical device software, and the consequences of a wrong change place it in Class IIb, or at the least Class IIa. An external model as the engine, the user as decision-maker and a disclaimer do not alter that; each is addressed in the guidance. The application was withdrawn from Google Play after these findings were published; the analysis stands, since other tools already pose the same question. Classification is for the manufacturer and then for the competent authority and notified body; the reasoning is set out here so that it can be tested and applied to other listings of the same kind. The obligations that follow are the minimum a product of this kind should meet before it is sold, and the companion article’s findings are what a manufacturer who met them would have discovered first.</w:t>
       </w:r>
     </w:p>
     <w:bookmarkEnd w:id="16"/>
